--- a/Ardia_Health_Business_Plan_2026_v2.docx
+++ b/Ardia_Health_Business_Plan_2026_v2.docx
@@ -1430,7 +1430,7 @@
                 <w:sz w:val="22"/>
                 <w:szCs w:val="22"/>
               </w:rPr>
-              <w:t xml:space="preserve">(469) 679-3334</w:t>
+              <w:t xml:space="preserve">(469) 679-3334 (Ram) / (469) 499-6435 (Manasa)</w:t>
             </w:r>
           </w:p>
         </w:tc>
@@ -2464,7 +2464,7 @@
           <w:sz w:val="24"/>
           <w:szCs w:val="24"/>
         </w:rPr>
-        <w:t xml:space="preserve">Contact: founders@ardiahealthlabs.com | (469) 679-3334</w:t>
+        <w:t xml:space="preserve">Contact: founders@ardiahealthlabs.com | (469) 499-6435</w:t>
       </w:r>
     </w:p>
     <w:p>
@@ -7664,7 +7664,7 @@
                 <w:sz w:val="22"/>
                 <w:szCs w:val="22"/>
               </w:rPr>
-              <w:t xml:space="preserve">(469) 679-3334  |  ardiahealthlabs.com</w:t>
+              <w:t xml:space="preserve">(469) 679-3334 (Ram)  ·  (469) 499-6435 (Manasa)  |  ardiahealthlabs.com</w:t>
             </w:r>
           </w:p>
           <w:p>
